--- a/templates/surat-02-keterangan-aktif.docx
+++ b/templates/surat-02-keterangan-aktif.docx
@@ -325,48 +325,6 @@
                 <w:rtl w:val="0"/>
               </w:rPr>
             </w:r>
-            <w:r>
-              <w:drawing>
-                <wp:anchor allowOverlap="1" behindDoc="0" distB="114300" distT="114300" distL="114300" distR="114300" hidden="0" layoutInCell="1" locked="0" relativeHeight="0" simplePos="0">
-                  <wp:simplePos x="0" y="0"/>
-                  <wp:positionH relativeFrom="column">
-                    <wp:posOffset>3378835</wp:posOffset>
-                  </wp:positionH>
-                  <wp:positionV relativeFrom="paragraph">
-                    <wp:posOffset>300354</wp:posOffset>
-                  </wp:positionV>
-                  <wp:extent cx="1219200" cy="1260529"/>
-                  <wp:effectExtent b="0" l="0" r="0" t="0"/>
-                  <wp:wrapNone/>
-                  <wp:docPr id="162" name="image2.png"/>
-                  <a:graphic>
-                    <a:graphicData uri="http://schemas.openxmlformats.org/drawingml/2006/picture">
-                      <pic:pic>
-                        <pic:nvPicPr>
-                          <pic:cNvPr id="0" name="image2.png"/>
-                          <pic:cNvPicPr preferRelativeResize="0"/>
-                        </pic:nvPicPr>
-                        <pic:blipFill>
-                          <a:blip r:embed="rId7"/>
-                          <a:srcRect b="14444" l="16806" r="13861" t="15729"/>
-                          <a:stretch>
-                            <a:fillRect/>
-                          </a:stretch>
-                        </pic:blipFill>
-                        <pic:spPr>
-                          <a:xfrm>
-                            <a:off x="0" y="0"/>
-                            <a:ext cx="1219200" cy="1260529"/>
-                          </a:xfrm>
-                          <a:prstGeom prst="rect"/>
-                          <a:ln/>
-                        </pic:spPr>
-                      </pic:pic>
-                    </a:graphicData>
-                  </a:graphic>
-                </wp:anchor>
-              </w:drawing>
-            </w:r>
           </w:p>
         </w:tc>
         <w:tc>
@@ -404,48 +362,6 @@
                 <w:rtl w:val="0"/>
               </w:rPr>
               <w:t xml:space="preserve">{#kanan}{jabatan}</w:t>
-            </w:r>
-            <w:r>
-              <w:drawing>
-                <wp:anchor allowOverlap="1" behindDoc="0" distB="114300" distT="114300" distL="114300" distR="114300" hidden="0" layoutInCell="1" locked="0" relativeHeight="0" simplePos="0">
-                  <wp:simplePos x="0" y="0"/>
-                  <wp:positionH relativeFrom="column">
-                    <wp:posOffset>-61594</wp:posOffset>
-                  </wp:positionH>
-                  <wp:positionV relativeFrom="paragraph">
-                    <wp:posOffset>229235</wp:posOffset>
-                  </wp:positionV>
-                  <wp:extent cx="1566863" cy="961484"/>
-                  <wp:effectExtent b="0" l="0" r="0" t="0"/>
-                  <wp:wrapNone/>
-                  <wp:docPr id="160" name="image1.png"/>
-                  <a:graphic>
-                    <a:graphicData uri="http://schemas.openxmlformats.org/drawingml/2006/picture">
-                      <pic:pic>
-                        <pic:nvPicPr>
-                          <pic:cNvPr id="0" name="image1.png"/>
-                          <pic:cNvPicPr preferRelativeResize="0"/>
-                        </pic:nvPicPr>
-                        <pic:blipFill>
-                          <a:blip r:embed="rId8"/>
-                          <a:srcRect b="0" l="0" r="0" t="0"/>
-                          <a:stretch>
-                            <a:fillRect/>
-                          </a:stretch>
-                        </pic:blipFill>
-                        <pic:spPr>
-                          <a:xfrm>
-                            <a:off x="0" y="0"/>
-                            <a:ext cx="1566863" cy="961484"/>
-                          </a:xfrm>
-                          <a:prstGeom prst="rect"/>
-                          <a:ln/>
-                        </pic:spPr>
-                      </pic:pic>
-                    </a:graphicData>
-                  </a:graphic>
-                </wp:anchor>
-              </w:drawing>
             </w:r>
           </w:p>
           <w:p>
@@ -516,22 +432,7 @@
                 <w:rFonts w:ascii="Times New Roman" w:cs="Times New Roman" w:eastAsia="Times New Roman" w:hAnsi="Times New Roman"/>
                 <w:rtl w:val="0"/>
               </w:rPr>
-              <w:t xml:space="preserve">{%ttd}{%stempel}</w:t>
-            </w:r>
-          </w:p>
-          <w:p>
-            <w:pPr>
-              <w:spacing w:line="360" w:lineRule="auto"/>
-              <w:rPr>
-                <w:rFonts w:ascii="Times New Roman" w:cs="Times New Roman" w:eastAsia="Times New Roman" w:hAnsi="Times New Roman"/>
-              </w:rPr>
-            </w:pPr>
-            <w:r>
-              <w:rPr>
-                <w:rFonts w:ascii="Times New Roman" w:cs="Times New Roman" w:eastAsia="Times New Roman" w:hAnsi="Times New Roman"/>
-                <w:rtl w:val="0"/>
-              </w:rPr>
-              <w:t xml:space="preserve">{nama}</w:t>
+              <w:t xml:space="preserve">{nama}{%ttd}{%stempel}</w:t>
             </w:r>
           </w:p>
           <w:p>

--- a/templates/surat-02-keterangan-aktif.docx
+++ b/templates/surat-02-keterangan-aktif.docx
@@ -432,7 +432,7 @@
                 <w:rFonts w:ascii="Times New Roman" w:cs="Times New Roman" w:eastAsia="Times New Roman" w:hAnsi="Times New Roman"/>
                 <w:rtl w:val="0"/>
               </w:rPr>
-              <w:t xml:space="preserve">{nama}{%ttd}{%stempel}</w:t>
+              <w:t xml:space="preserve">{nama}{%ttd_nama}{%stempel}</w:t>
             </w:r>
           </w:p>
           <w:p>
